--- a/tillsyn/A 28240-2026 tillsynsbegäran.docx
+++ b/tillsyn/A 28240-2026 tillsynsbegäran.docx
@@ -247,7 +247,7 @@
     <w:r>
       <w:tab/>
       <w:tab/>
-      <w:t>2026-07-13</w:t>
+      <w:t>2026-07-14</w:t>
       <w:br/>
       <w:br/>
     </w:r>

--- a/tillsyn/A 28240-2026 tillsynsbegäran.docx
+++ b/tillsyn/A 28240-2026 tillsynsbegäran.docx
@@ -247,7 +247,7 @@
     <w:r>
       <w:tab/>
       <w:tab/>
-      <w:t>2026-07-14</w:t>
+      <w:t>2026-07-15</w:t>
       <w:br/>
       <w:br/>
     </w:r>

--- a/tillsyn/A 28240-2026 tillsynsbegäran.docx
+++ b/tillsyn/A 28240-2026 tillsynsbegäran.docx
@@ -247,7 +247,7 @@
     <w:r>
       <w:tab/>
       <w:tab/>
-      <w:t>2026-07-15</w:t>
+      <w:t>2026-07-16</w:t>
       <w:br/>
       <w:br/>
     </w:r>

--- a/tillsyn/A 28240-2026 tillsynsbegäran.docx
+++ b/tillsyn/A 28240-2026 tillsynsbegäran.docx
@@ -247,7 +247,7 @@
     <w:r>
       <w:tab/>
       <w:tab/>
-      <w:t>2026-07-16</w:t>
+      <w:t>2026-07-17</w:t>
       <w:br/>
       <w:br/>
     </w:r>

--- a/tillsyn/A 28240-2026 tillsynsbegäran.docx
+++ b/tillsyn/A 28240-2026 tillsynsbegäran.docx
@@ -247,7 +247,7 @@
     <w:r>
       <w:tab/>
       <w:tab/>
-      <w:t>2026-07-17</w:t>
+      <w:t>2026-07-18</w:t>
       <w:br/>
       <w:br/>
     </w:r>

--- a/tillsyn/A 28240-2026 tillsynsbegäran.docx
+++ b/tillsyn/A 28240-2026 tillsynsbegäran.docx
@@ -247,7 +247,7 @@
     <w:r>
       <w:tab/>
       <w:tab/>
-      <w:t>2026-07-18</w:t>
+      <w:t>2026-07-19</w:t>
       <w:br/>
       <w:br/>
     </w:r>

--- a/tillsyn/A 28240-2026 tillsynsbegäran.docx
+++ b/tillsyn/A 28240-2026 tillsynsbegäran.docx
@@ -247,7 +247,7 @@
     <w:r>
       <w:tab/>
       <w:tab/>
-      <w:t>2026-07-19</w:t>
+      <w:t>2026-07-20</w:t>
       <w:br/>
       <w:br/>
     </w:r>

--- a/tillsyn/A 28240-2026 tillsynsbegäran.docx
+++ b/tillsyn/A 28240-2026 tillsynsbegäran.docx
@@ -247,7 +247,7 @@
     <w:r>
       <w:tab/>
       <w:tab/>
-      <w:t>2026-07-20</w:t>
+      <w:t>2026-07-21</w:t>
       <w:br/>
       <w:br/>
     </w:r>

--- a/tillsyn/A 28240-2026 tillsynsbegäran.docx
+++ b/tillsyn/A 28240-2026 tillsynsbegäran.docx
@@ -247,7 +247,7 @@
     <w:r>
       <w:tab/>
       <w:tab/>
-      <w:t>2026-07-21</w:t>
+      <w:t>2026-07-22</w:t>
       <w:br/>
       <w:br/>
     </w:r>

--- a/tillsyn/A 28240-2026 tillsynsbegäran.docx
+++ b/tillsyn/A 28240-2026 tillsynsbegäran.docx
@@ -247,7 +247,7 @@
     <w:r>
       <w:tab/>
       <w:tab/>
-      <w:t>2026-07-22</w:t>
+      <w:t>2026-07-23</w:t>
       <w:br/>
       <w:br/>
     </w:r>

--- a/tillsyn/A 28240-2026 tillsynsbegäran.docx
+++ b/tillsyn/A 28240-2026 tillsynsbegäran.docx
@@ -247,7 +247,7 @@
     <w:r>
       <w:tab/>
       <w:tab/>
-      <w:t>2026-07-23</w:t>
+      <w:t>2026-07-24</w:t>
       <w:br/>
       <w:br/>
     </w:r>

--- a/tillsyn/A 28240-2026 tillsynsbegäran.docx
+++ b/tillsyn/A 28240-2026 tillsynsbegäran.docx
@@ -22,7 +22,7 @@
       <w:r>
         <w:drawing>
           <wp:inline xmlns:a="http://schemas.openxmlformats.org/drawingml/2006/main" xmlns:pic="http://schemas.openxmlformats.org/drawingml/2006/picture">
-            <wp:extent cx="5486400" cy="4370266"/>
+            <wp:extent cx="5486400" cy="4489044"/>
             <wp:docPr id="1" name="Picture 1"/>
             <wp:cNvGraphicFramePr>
               <a:graphicFrameLocks noChangeAspect="1"/>
@@ -43,7 +43,7 @@
                   <pic:spPr>
                     <a:xfrm>
                       <a:off x="0" y="0"/>
-                      <a:ext cx="5486400" cy="4370266"/>
+                      <a:ext cx="5486400" cy="4489044"/>
                     </a:xfrm>
                     <a:prstGeom prst="rect"/>
                   </pic:spPr>
@@ -60,12 +60,12 @@
         <w:spacing w:after="240"/>
       </w:pPr>
       <w:r>
-        <w:t>Figur 1. Fyndplatser för naturvårdsarter i avverkningsanmälan. Markörer utan svart kant är placerade på fyndplatsen. Markörer med svart kant är placerade vid sidan av fyndplatsen har ett svart streck som visar fyndplatsens exakta position. Kartans mittpunktskoordinat är N 6389778, E 578892 i SWEREF 99 TM.</w:t>
+        <w:t>Figur 1. Fyndplatser för naturvårdsarter i avverkningsanmälan. Markörer utan svart kant är placerade på fyndplatsen. Markörer med svart kant är placerade vid sidan av fyndplatsen och har ett svart streck som visar fyndplatsens exakta position. Kartans mittpunktskoordinat är N 6389778, E 578892 i SWEREF 99 TM.</w:t>
       </w:r>
     </w:p>
     <w:p>
       <w:r>
-        <w:t>I avverkningsanmälan finns fynd av 2 naturvårdsarter, varav 2 är rödlistade, 1 är fridlyst och 1 är typisk (T): saffransticka (CR, T, §8) och smalsprötad bastardsvärmare (VU). Se Figur 1.</w:t>
+        <w:t>I avverkningsanmälan finns fynd av 3 naturvårdsarter, varav 2 är rödlistade, 1 är fridlyst, 2 är typiska (T) och 1 är signalart (S): saffransticka (CR, T, §8), smalsprötad bastardsvärmare (VU) och stor aspticka (S, T). Se Figur 1.</w:t>
       </w:r>
     </w:p>
     <w:p>
@@ -119,6 +119,35 @@
         <w:t xml:space="preserve"> och ingår i ett åtgärdsprogram för hotade arter (ÅGP) (SLU Artdatabanken, 2024; IUCN, 2019).</w:t>
       </w:r>
     </w:p>
+    <w:p>
+      <w:r>
+        <w:rPr>
+          <w:b/>
+        </w:rPr>
+        <w:t>Stor aspticka</w:t>
+      </w:r>
+      <w:r>
+        <w:t xml:space="preserve"> är knuten till gamla levande aspar och orsakar karaktäristiska inbuktningar i stammen (så kallad nekroser). Slutavverknings- och gallringsåtgärder i löv- och blandskogsbestånd som innebär att tillgången på grov asp minskar är ett hot mot arten. Det är viktigt att äldre aspar och aspbestånd sparas och för att gynna arten på sikt bör aspinslagen i t.ex. bergbranter, raviner, skogsbryn och kring äldre odlingsmarker generellt sparas i större utsträckning än vad som görs idag. Stor aspticka är typisk art för </w:t>
+      </w:r>
+      <w:r>
+        <w:rPr>
+          <w:i/>
+        </w:rPr>
+        <w:t xml:space="preserve">9010 Taiga </w:t>
+      </w:r>
+      <w:r>
+        <w:t xml:space="preserve">och </w:t>
+      </w:r>
+      <w:r>
+        <w:rPr>
+          <w:i/>
+        </w:rPr>
+        <w:t>9030 Landhöjningsskog</w:t>
+      </w:r>
+      <w:r>
+        <w:t xml:space="preserve"> (SLU Artdatabanken, 2024; Nitare &amp; Skogsstyrelsen, 2019).</w:t>
+      </w:r>
+    </w:p>
     <w:sectPr>
       <w:headerReference w:type="even" r:id="rId8"/>
       <w:headerReference w:type="default" r:id="rId9"/>
@@ -247,7 +276,7 @@
     <w:r>
       <w:tab/>
       <w:tab/>
-      <w:t>2026-08-14</w:t>
+      <w:t>2026-08-15</w:t>
       <w:br/>
       <w:br/>
     </w:r>

--- a/tillsyn/A 28240-2026 tillsynsbegäran.docx
+++ b/tillsyn/A 28240-2026 tillsynsbegäran.docx
@@ -276,7 +276,7 @@
     <w:r>
       <w:tab/>
       <w:tab/>
-      <w:t>2026-08-15</w:t>
+      <w:t>2026-08-16</w:t>
       <w:br/>
       <w:br/>
     </w:r>

--- a/tillsyn/A 28240-2026 tillsynsbegäran.docx
+++ b/tillsyn/A 28240-2026 tillsynsbegäran.docx
@@ -276,7 +276,7 @@
     <w:r>
       <w:tab/>
       <w:tab/>
-      <w:t>2026-08-16</w:t>
+      <w:t>2026-08-17</w:t>
       <w:br/>
       <w:br/>
     </w:r>

--- a/tillsyn/A 28240-2026 tillsynsbegäran.docx
+++ b/tillsyn/A 28240-2026 tillsynsbegäran.docx
@@ -276,7 +276,7 @@
     <w:r>
       <w:tab/>
       <w:tab/>
-      <w:t>2026-08-17</w:t>
+      <w:t>2026-08-18</w:t>
       <w:br/>
       <w:br/>
     </w:r>

--- a/tillsyn/A 28240-2026 tillsynsbegäran.docx
+++ b/tillsyn/A 28240-2026 tillsynsbegäran.docx
@@ -276,7 +276,7 @@
     <w:r>
       <w:tab/>
       <w:tab/>
-      <w:t>2026-08-18</w:t>
+      <w:t>2026-08-19</w:t>
       <w:br/>
       <w:br/>
     </w:r>

--- a/tillsyn/A 28240-2026 tillsynsbegäran.docx
+++ b/tillsyn/A 28240-2026 tillsynsbegäran.docx
@@ -276,7 +276,7 @@
     <w:r>
       <w:tab/>
       <w:tab/>
-      <w:t>2026-08-19</w:t>
+      <w:t>2026-08-20</w:t>
       <w:br/>
       <w:br/>
     </w:r>

--- a/tillsyn/A 28240-2026 tillsynsbegäran.docx
+++ b/tillsyn/A 28240-2026 tillsynsbegäran.docx
@@ -276,7 +276,7 @@
     <w:r>
       <w:tab/>
       <w:tab/>
-      <w:t>2026-08-20</w:t>
+      <w:t>2026-08-21</w:t>
       <w:br/>
       <w:br/>
     </w:r>

--- a/tillsyn/A 28240-2026 tillsynsbegäran.docx
+++ b/tillsyn/A 28240-2026 tillsynsbegäran.docx
@@ -276,7 +276,7 @@
     <w:r>
       <w:tab/>
       <w:tab/>
-      <w:t>2026-08-21</w:t>
+      <w:t>2026-08-22</w:t>
       <w:br/>
       <w:br/>
     </w:r>

--- a/tillsyn/A 28240-2026 tillsynsbegäran.docx
+++ b/tillsyn/A 28240-2026 tillsynsbegäran.docx
@@ -276,7 +276,7 @@
     <w:r>
       <w:tab/>
       <w:tab/>
-      <w:t>2026-08-22</w:t>
+      <w:t>2026-08-23</w:t>
       <w:br/>
       <w:br/>
     </w:r>

--- a/tillsyn/A 28240-2026 tillsynsbegäran.docx
+++ b/tillsyn/A 28240-2026 tillsynsbegäran.docx
@@ -276,7 +276,7 @@
     <w:r>
       <w:tab/>
       <w:tab/>
-      <w:t>2026-08-23</w:t>
+      <w:t>2026-08-24</w:t>
       <w:br/>
       <w:br/>
     </w:r>

--- a/tillsyn/A 28240-2026 tillsynsbegäran.docx
+++ b/tillsyn/A 28240-2026 tillsynsbegäran.docx
@@ -276,7 +276,7 @@
     <w:r>
       <w:tab/>
       <w:tab/>
-      <w:t>2026-08-24</w:t>
+      <w:t>2026-08-25</w:t>
       <w:br/>
       <w:br/>
     </w:r>

--- a/tillsyn/A 28240-2026 tillsynsbegäran.docx
+++ b/tillsyn/A 28240-2026 tillsynsbegäran.docx
@@ -276,7 +276,7 @@
     <w:r>
       <w:tab/>
       <w:tab/>
-      <w:t>2026-08-25</w:t>
+      <w:t>2026-08-26</w:t>
       <w:br/>
       <w:br/>
     </w:r>

--- a/tillsyn/A 28240-2026 tillsynsbegäran.docx
+++ b/tillsyn/A 28240-2026 tillsynsbegäran.docx
@@ -276,7 +276,7 @@
     <w:r>
       <w:tab/>
       <w:tab/>
-      <w:t>2026-08-26</w:t>
+      <w:t>2026-08-27</w:t>
       <w:br/>
       <w:br/>
     </w:r>

--- a/tillsyn/A 28240-2026 tillsynsbegäran.docx
+++ b/tillsyn/A 28240-2026 tillsynsbegäran.docx
@@ -276,7 +276,7 @@
     <w:r>
       <w:tab/>
       <w:tab/>
-      <w:t>2026-08-27</w:t>
+      <w:t>2026-08-28</w:t>
       <w:br/>
       <w:br/>
     </w:r>

--- a/tillsyn/A 28240-2026 tillsynsbegäran.docx
+++ b/tillsyn/A 28240-2026 tillsynsbegäran.docx
@@ -276,7 +276,7 @@
     <w:r>
       <w:tab/>
       <w:tab/>
-      <w:t>2026-08-28</w:t>
+      <w:t>2026-08-29</w:t>
       <w:br/>
       <w:br/>
     </w:r>

--- a/tillsyn/A 28240-2026 tillsynsbegäran.docx
+++ b/tillsyn/A 28240-2026 tillsynsbegäran.docx
@@ -276,7 +276,7 @@
     <w:r>
       <w:tab/>
       <w:tab/>
-      <w:t>2026-08-29</w:t>
+      <w:t>2026-08-31</w:t>
       <w:br/>
       <w:br/>
     </w:r>

--- a/tillsyn/A 28240-2026 tillsynsbegäran.docx
+++ b/tillsyn/A 28240-2026 tillsynsbegäran.docx
@@ -276,7 +276,7 @@
     <w:r>
       <w:tab/>
       <w:tab/>
-      <w:t>2026-08-31</w:t>
+      <w:t>2026-09-01</w:t>
       <w:br/>
       <w:br/>
     </w:r>

--- a/tillsyn/A 28240-2026 tillsynsbegäran.docx
+++ b/tillsyn/A 28240-2026 tillsynsbegäran.docx
@@ -276,7 +276,7 @@
     <w:r>
       <w:tab/>
       <w:tab/>
-      <w:t>2026-09-01</w:t>
+      <w:t>2026-09-02</w:t>
       <w:br/>
       <w:br/>
     </w:r>

--- a/tillsyn/A 28240-2026 tillsynsbegäran.docx
+++ b/tillsyn/A 28240-2026 tillsynsbegäran.docx
@@ -276,7 +276,7 @@
     <w:r>
       <w:tab/>
       <w:tab/>
-      <w:t>2026-09-02</w:t>
+      <w:t>2026-09-03</w:t>
       <w:br/>
       <w:br/>
     </w:r>

--- a/tillsyn/A 28240-2026 tillsynsbegäran.docx
+++ b/tillsyn/A 28240-2026 tillsynsbegäran.docx
@@ -276,7 +276,7 @@
     <w:r>
       <w:tab/>
       <w:tab/>
-      <w:t>2026-09-03</w:t>
+      <w:t>2026-09-04</w:t>
       <w:br/>
       <w:br/>
     </w:r>

--- a/tillsyn/A 28240-2026 tillsynsbegäran.docx
+++ b/tillsyn/A 28240-2026 tillsynsbegäran.docx
@@ -276,7 +276,7 @@
     <w:r>
       <w:tab/>
       <w:tab/>
-      <w:t>2026-09-04</w:t>
+      <w:t>2026-09-05</w:t>
       <w:br/>
       <w:br/>
     </w:r>
